--- a/Template LOI avec placeholder.docx
+++ b/Template LOI avec placeholder.docx
@@ -36,6 +36,10 @@
         <w:spacing w:before="1"/>
         <w:ind w:right="142"/>
         <w:jc w:val="right"/>
+        <w:rPr>
+          <w:b/>
+          <w:bCs/>
+        </w:rPr>
       </w:pPr>
       <w:r>
         <w:t>A</w:t>
@@ -65,18 +69,32 @@
         <w:t xml:space="preserve"> </w:t>
       </w:r>
       <w:r>
-        <w:t>M./Mme [.]</w:t>
-      </w:r>
-    </w:p>
-    <w:p>
-      <w:pPr>
-        <w:pStyle w:val="Corpsdetexte"/>
-        <w:spacing w:before="1"/>
-        <w:ind w:left="6379" w:right="140" w:hanging="300"/>
-        <w:jc w:val="right"/>
-      </w:pPr>
-      <w:r>
-        <w:t>[Adresse Locaux Loués]</w:t>
+        <w:t>M./Mme</w:t>
+      </w:r>
+      <w:r>
+        <w:t xml:space="preserve"> </w:t>
+      </w:r>
+      <w:r>
+        <w:rPr>
+          <w:spacing w:val="-2"/>
+        </w:rPr>
+        <w:t>[</w:t>
+      </w:r>
+      <w:r>
+        <w:rPr>
+          <w:rStyle w:val="lev"/>
+          <w:b w:val="0"/>
+          <w:bCs w:val="0"/>
+          <w:color w:val="31333F"/>
+          <w:shd w:val="clear" w:color="auto" w:fill="FFFFFF"/>
+        </w:rPr>
+        <w:t>PRESIDENT DE LA SOCIETE</w:t>
+      </w:r>
+      <w:r>
+        <w:rPr>
+          <w:spacing w:val="-2"/>
+        </w:rPr>
+        <w:t>]</w:t>
       </w:r>
     </w:p>
     <w:p>
@@ -320,7 +338,43 @@
         <w:rPr>
           <w:sz w:val="20"/>
         </w:rPr>
-        <w:t>[Nom Preneur], représentée par M./Mme [.], fonction ;</w:t>
+        <w:t xml:space="preserve">[Nom Preneur], représentée par M./Mme </w:t>
+      </w:r>
+      <w:r>
+        <w:rPr>
+          <w:sz w:val="20"/>
+        </w:rPr>
+        <w:t>[PRESIDENT DE LA SOCIETE]</w:t>
+      </w:r>
+      <w:r>
+        <w:rPr>
+          <w:sz w:val="20"/>
+        </w:rPr>
+        <w:t xml:space="preserve">, </w:t>
+      </w:r>
+      <w:r>
+        <w:rPr>
+          <w:sz w:val="20"/>
+        </w:rPr>
+        <w:t>[</w:t>
+      </w:r>
+      <w:r>
+        <w:rPr>
+          <w:sz w:val="20"/>
+        </w:rPr>
+        <w:t>FONCTION INPI</w:t>
+      </w:r>
+      <w:r>
+        <w:rPr>
+          <w:sz w:val="20"/>
+        </w:rPr>
+        <w:t>]</w:t>
+      </w:r>
+      <w:r>
+        <w:rPr>
+          <w:sz w:val="20"/>
+        </w:rPr>
+        <w:t xml:space="preserve"> ;</w:t>
       </w:r>
     </w:p>
     <w:p>
@@ -4081,6 +4135,17 @@
       <w:lang w:val="fr-FR"/>
     </w:rPr>
   </w:style>
+  <w:style w:type="character" w:styleId="lev">
+    <w:name w:val="Strong"/>
+    <w:basedOn w:val="Policepardfaut"/>
+    <w:uiPriority w:val="22"/>
+    <w:qFormat/>
+    <w:rsid w:val="00343A03"/>
+    <w:rPr>
+      <w:b/>
+      <w:bCs/>
+    </w:rPr>
+  </w:style>
 </w:styles>
 </file>
 

--- a/Template LOI avec placeholder.docx
+++ b/Template LOI avec placeholder.docx
@@ -74,6 +74,7 @@
       <w:r>
         <w:t xml:space="preserve"> </w:t>
       </w:r>
+      <w:bookmarkStart w:id="0" w:name="OLE_LINK1"/>
       <w:r>
         <w:rPr>
           <w:spacing w:val="-2"/>
@@ -96,6 +97,7 @@
         </w:rPr>
         <w:t>]</w:t>
       </w:r>
+      <w:bookmarkEnd w:id="0"/>
     </w:p>
     <w:p>
       <w:pPr>
@@ -358,6 +360,7 @@
         </w:rPr>
         <w:t>[</w:t>
       </w:r>
+      <w:bookmarkStart w:id="1" w:name="OLE_LINK2"/>
       <w:r>
         <w:rPr>
           <w:sz w:val="20"/>
@@ -370,6 +373,7 @@
         </w:rPr>
         <w:t>]</w:t>
       </w:r>
+      <w:bookmarkEnd w:id="1"/>
       <w:r>
         <w:rPr>
           <w:sz w:val="20"/>
@@ -1335,7 +1339,33 @@
         <w:rPr>
           <w:sz w:val="20"/>
         </w:rPr>
-        <w:t xml:space="preserve"> : remboursée par le preneur au bailleur sur facturation spécifique, à titre informatif la TF/TEOM s’élevait à [.] € en 2025 ;</w:t>
+        <w:t xml:space="preserve"> : remboursée par le preneur au bailleur sur facturation spécifique, à titre informatif la TF/TEOM s’élevait à </w:t>
+      </w:r>
+      <w:r>
+        <w:rPr>
+          <w:sz w:val="20"/>
+        </w:rPr>
+        <w:t xml:space="preserve">[Taxe </w:t>
+      </w:r>
+      <w:proofErr w:type="spellStart"/>
+      <w:r>
+        <w:rPr>
+          <w:sz w:val="20"/>
+        </w:rPr>
+        <w:t>Fonciere</w:t>
+      </w:r>
+      <w:proofErr w:type="spellEnd"/>
+      <w:r>
+        <w:rPr>
+          <w:sz w:val="20"/>
+        </w:rPr>
+        <w:t xml:space="preserve">] </w:t>
+      </w:r>
+      <w:r>
+        <w:rPr>
+          <w:sz w:val="20"/>
+        </w:rPr>
+        <w:t xml:space="preserve"> € en 2025 ;</w:t>
       </w:r>
     </w:p>
     <w:p>

--- a/Template LOI avec placeholder.docx
+++ b/Template LOI avec placeholder.docx
@@ -1365,7 +1365,7 @@
         <w:rPr>
           <w:sz w:val="20"/>
         </w:rPr>
-        <w:t xml:space="preserve"> € en 2025 ;</w:t>
+        <w:t>€ en 2025 ;</w:t>
       </w:r>
     </w:p>
     <w:p>
@@ -1588,7 +1588,7 @@
         <w:rPr>
           <w:sz w:val="20"/>
         </w:rPr>
-        <w:t xml:space="preserve">à la levée des condition(s) suspensive(s), au plus tard le </w:t>
+        <w:t xml:space="preserve">au plus tard le </w:t>
       </w:r>
       <w:r>
         <w:rPr>
@@ -1604,6 +1604,18 @@
         </w:rPr>
         <w:t xml:space="preserve"> ;</w:t>
       </w:r>
+    </w:p>
+    <w:p>
+      <w:pPr>
+        <w:tabs>
+          <w:tab w:val="left" w:pos="861"/>
+        </w:tabs>
+        <w:ind w:right="136"/>
+        <w:jc w:val="both"/>
+        <w:rPr>
+          <w:sz w:val="20"/>
+        </w:rPr>
+      </w:pPr>
     </w:p>
     <w:p>
       <w:pPr>
@@ -1895,11 +1907,6 @@
     </w:p>
     <w:p>
       <w:pPr>
-        <w:pStyle w:val="Paragraphedeliste"/>
-        <w:numPr>
-          <w:ilvl w:val="1"/>
-          <w:numId w:val="1"/>
-        </w:numPr>
         <w:tabs>
           <w:tab w:val="left" w:pos="860"/>
         </w:tabs>
@@ -1909,64 +1916,6 @@
           <w:sz w:val="20"/>
         </w:rPr>
       </w:pPr>
-      <w:r>
-        <w:rPr>
-          <w:b/>
-          <w:bCs/>
-          <w:sz w:val="20"/>
-        </w:rPr>
-        <w:t xml:space="preserve">Procédure KYC (Know </w:t>
-      </w:r>
-      <w:proofErr w:type="spellStart"/>
-      <w:r>
-        <w:rPr>
-          <w:b/>
-          <w:bCs/>
-          <w:sz w:val="20"/>
-        </w:rPr>
-        <w:t>Your</w:t>
-      </w:r>
-      <w:proofErr w:type="spellEnd"/>
-      <w:r>
-        <w:rPr>
-          <w:b/>
-          <w:bCs/>
-          <w:sz w:val="20"/>
-        </w:rPr>
-        <w:t xml:space="preserve"> Customer)</w:t>
-      </w:r>
-      <w:r>
-        <w:rPr>
-          <w:sz w:val="20"/>
-        </w:rPr>
-        <w:t xml:space="preserve"> : Afin de répondre à nos obligations réglementaires en matière de KYC, la société preneuse devra nous transmettre, à la suite de la signature de la lettre d’offre, les documents suivants : un extrait </w:t>
-      </w:r>
-      <w:proofErr w:type="spellStart"/>
-      <w:r>
-        <w:rPr>
-          <w:sz w:val="20"/>
-        </w:rPr>
-        <w:t>Kbis</w:t>
-      </w:r>
-      <w:proofErr w:type="spellEnd"/>
-      <w:r>
-        <w:rPr>
-          <w:sz w:val="20"/>
-        </w:rPr>
-        <w:t xml:space="preserve"> de moins de trois mois, les statuts à jour et signés de la société, les comptes financiers des trois derniers exercices, une pièce d’identité du signataire, un extrait du registre des bénéficiaires effectifs ainsi qu’un organigramme de détention de la société.</w:t>
-      </w:r>
-    </w:p>
-    <w:p>
-      <w:pPr>
-        <w:tabs>
-          <w:tab w:val="left" w:pos="860"/>
-        </w:tabs>
-        <w:spacing w:before="89" w:line="255" w:lineRule="exact"/>
-        <w:jc w:val="both"/>
-        <w:rPr>
-          <w:sz w:val="20"/>
-        </w:rPr>
-      </w:pPr>
     </w:p>
     <w:p>
       <w:pPr>
@@ -1976,13 +1925,29 @@
       <w:r>
         <w:t xml:space="preserve">Cette contre-offre est valable jusqu’au </w:t>
       </w:r>
+      <w:bookmarkStart w:id="2" w:name="OLE_LINK3"/>
       <w:r>
         <w:rPr>
           <w:b/>
           <w:bCs/>
         </w:rPr>
-        <w:t>[.]</w:t>
-      </w:r>
+        <w:t>[</w:t>
+      </w:r>
+      <w:r>
+        <w:rPr>
+          <w:b/>
+          <w:bCs/>
+        </w:rPr>
+        <w:t>Date offre valable</w:t>
+      </w:r>
+      <w:r>
+        <w:rPr>
+          <w:b/>
+          <w:bCs/>
+        </w:rPr>
+        <w:t>]</w:t>
+      </w:r>
+      <w:bookmarkEnd w:id="2"/>
       <w:r>
         <w:t>, passé ce délai elle deviendra caduque.</w:t>
       </w:r>
@@ -2014,18 +1979,38 @@
         <w:spacing w:before="51" w:after="1"/>
       </w:pPr>
       <w:r>
-        <w:t xml:space="preserve">La présente proposition et son contenu sont strictement confidentiels et à caractère strictement indicatif. Elle ne </w:t>
+        <w:t xml:space="preserve">La présente proposition et son contenu sont strictement confidentiels et à caractère strictement indicatif. Elle ne constitue en aucun cas un avant-contrat, ni un engagement de louer de la part du Bailleur vis-à-vis du Preneur, tout engagement définitif étant subordonné à la signature d’un bail dont les clauses et conditions auront été préalablement négociées et acceptées par les parties sur la base d’un projet de bail de type « investisseur ».  Ces conditions devront faire l’objet d’une validation par les organes de gouvernance dont dépend la </w:t>
+      </w:r>
+      <w:r>
+        <w:t>[Société Bailleur]</w:t>
+      </w:r>
+      <w:r>
+        <w:t xml:space="preserve"> et les parties ne seront engagées qu’après avoir signé un bail définitif, dont la signature devra intervenir au plus </w:t>
       </w:r>
       <w:r>
         <w:lastRenderedPageBreak/>
-        <w:t xml:space="preserve">constitue en aucun cas un avant-contrat, ni un engagement de louer de la part du Bailleur vis-à-vis du Preneur, tout engagement définitif étant subordonné à la signature d’un bail dont les clauses et conditions auront été préalablement négociées et acceptées par les parties sur la base d’un projet de bail de type « investisseur ».  Ces conditions devront faire l’objet d’une validation par les organes de gouvernance dont dépend la [.] et les parties ne seront engagées qu’après avoir signé un bail définitif, dont la signature devra intervenir au plus tard le </w:t>
+        <w:t xml:space="preserve">tard le </w:t>
       </w:r>
       <w:r>
         <w:rPr>
           <w:b/>
           <w:bCs/>
         </w:rPr>
-        <w:t>[.]</w:t>
+        <w:t>[</w:t>
+      </w:r>
+      <w:r>
+        <w:rPr>
+          <w:b/>
+          <w:bCs/>
+        </w:rPr>
+        <w:t>Date de signature</w:t>
+      </w:r>
+      <w:r>
+        <w:rPr>
+          <w:b/>
+          <w:bCs/>
+        </w:rPr>
+        <w:t>]</w:t>
       </w:r>
       <w:r>
         <w:t>.</w:t>
@@ -2247,7 +2232,56 @@
               <w:rPr>
                 <w:sz w:val="20"/>
               </w:rPr>
-              <w:t>représentée par M./Mme [.], fonction.</w:t>
+              <w:t xml:space="preserve">représentée par M./Mme </w:t>
+            </w:r>
+            <w:r>
+              <w:rPr>
+                <w:spacing w:val="-2"/>
+                <w:sz w:val="20"/>
+                <w:szCs w:val="20"/>
+              </w:rPr>
+              <w:t>[</w:t>
+            </w:r>
+            <w:r>
+              <w:rPr>
+                <w:rStyle w:val="lev"/>
+                <w:b w:val="0"/>
+                <w:bCs w:val="0"/>
+                <w:color w:val="31333F"/>
+                <w:sz w:val="20"/>
+                <w:szCs w:val="20"/>
+                <w:shd w:val="clear" w:color="auto" w:fill="FFFFFF"/>
+              </w:rPr>
+              <w:t>PRESIDENT DE LA SOCIETE</w:t>
+            </w:r>
+            <w:r>
+              <w:rPr>
+                <w:spacing w:val="-2"/>
+                <w:sz w:val="20"/>
+                <w:szCs w:val="20"/>
+              </w:rPr>
+              <w:t>]</w:t>
+            </w:r>
+            <w:r>
+              <w:rPr>
+                <w:sz w:val="20"/>
+                <w:szCs w:val="20"/>
+              </w:rPr>
+              <w:t xml:space="preserve">, </w:t>
+            </w:r>
+            <w:r>
+              <w:rPr>
+                <w:sz w:val="20"/>
+                <w:szCs w:val="20"/>
+              </w:rPr>
+              <w:t>[FONCTION INPI]</w:t>
+            </w:r>
+            <w:r>
+              <w:rPr>
+                <w:sz w:val="20"/>
+                <w:szCs w:val="20"/>
+              </w:rPr>
+              <w:t>.</w:t>
             </w:r>
           </w:p>
         </w:tc>
